--- a/Aula29/Guia Prático-29.docx
+++ b/Aula29/Guia Prático-29.docx
@@ -240,21 +240,7 @@
         <w:rPr>
           <w:color w:val="1F1F1F"/>
         </w:rPr>
-        <w:t xml:space="preserve"> Missão 2: "Mão na Massa" - Simulação de Impacto (</w:t>
-      </w:r>
-      <w:proofErr w:type="spellStart"/>
-      <w:r>
-        <w:rPr>
-          <w:color w:val="1F1F1F"/>
-        </w:rPr>
-        <w:t>What-if</w:t>
-      </w:r>
-      <w:proofErr w:type="spellEnd"/>
-      <w:r>
-        <w:rPr>
-          <w:color w:val="1F1F1F"/>
-        </w:rPr>
-        <w:t>)</w:t>
+        <w:t xml:space="preserve"> Missão 2: "Mão na Massa" - Simulação de Impacto (What-if)</w:t>
       </w:r>
     </w:p>
     <w:p>
@@ -306,21 +292,7 @@
         <w:rPr>
           <w:color w:val="1F1F1F"/>
         </w:rPr>
-        <w:t xml:space="preserve"> Google </w:t>
-      </w:r>
-      <w:proofErr w:type="spellStart"/>
-      <w:r>
-        <w:rPr>
-          <w:color w:val="1F1F1F"/>
-        </w:rPr>
-        <w:t>Looker</w:t>
-      </w:r>
-      <w:proofErr w:type="spellEnd"/>
-      <w:r>
-        <w:rPr>
-          <w:color w:val="1F1F1F"/>
-        </w:rPr>
-        <w:t xml:space="preserve"> Studio / Planilhas.</w:t>
+        <w:t xml:space="preserve"> Google Looker Studio / Planilhas.</w:t>
       </w:r>
     </w:p>
     <w:p>
@@ -667,35 +639,7 @@
         <w:rPr>
           <w:color w:val="1F1F1F"/>
         </w:rPr>
-        <w:t>️ Missão 4: O Humano no Ciclo (</w:t>
-      </w:r>
-      <w:proofErr w:type="spellStart"/>
-      <w:r>
-        <w:rPr>
-          <w:color w:val="1F1F1F"/>
-        </w:rPr>
-        <w:t>Human</w:t>
-      </w:r>
-      <w:proofErr w:type="spellEnd"/>
-      <w:r>
-        <w:rPr>
-          <w:color w:val="1F1F1F"/>
-        </w:rPr>
-        <w:t xml:space="preserve"> in </w:t>
-      </w:r>
-      <w:proofErr w:type="spellStart"/>
-      <w:r>
-        <w:rPr>
-          <w:color w:val="1F1F1F"/>
-        </w:rPr>
-        <w:t>the</w:t>
-      </w:r>
-      <w:proofErr w:type="spellEnd"/>
-      <w:r>
-        <w:rPr>
-          <w:color w:val="1F1F1F"/>
-        </w:rPr>
-        <w:t xml:space="preserve"> Loop)</w:t>
+        <w:t>️ Missão 4: O Humano no Ciclo (Human in the Loop)</w:t>
       </w:r>
     </w:p>
     <w:p>
@@ -807,6 +751,11 @@
       </w:r>
     </w:p>
     <w:p/>
+    <w:p>
+      <w:r>
+        <w:t>https://teachablemachine.withgoogle.com/train</w:t>
+      </w:r>
+    </w:p>
     <w:sectPr>
       <w:pgSz w:w="11906" w:h="16838"/>
       <w:pgMar w:top="1417" w:right="1701" w:bottom="1417" w:left="1701" w:header="708" w:footer="708" w:gutter="0"/>
